--- a/11.spring/1.Spring core .docx
+++ b/11.spring/1.Spring core .docx
@@ -31,7 +31,7 @@
           </w:tcPr>
           <w:p>
             <w:r>
-              <w:t>packt book code examples</w:t>
+              <w:t>john trainer udemy</w:t>
             </w:r>
           </w:p>
         </w:tc>
@@ -44,6 +44,42 @@
               <w:cnfStyle w:val="100000000000" w:firstRow="1" w:lastRow="0" w:firstColumn="0" w:lastColumn="0" w:oddVBand="0" w:evenVBand="0" w:oddHBand="0" w:evenHBand="0" w:firstRowFirstColumn="0" w:firstRowLastColumn="0" w:lastRowFirstColumn="0" w:lastRowLastColumn="0"/>
             </w:pPr>
             <w:hyperlink r:id="rId6" w:history="1">
+              <w:r>
+                <w:rPr>
+                  <w:rStyle w:val="Hyperlink"/>
+                </w:rPr>
+                <w:t>https://github.com/springframeworkguru/spring-7-rest-mvc</w:t>
+              </w:r>
+            </w:hyperlink>
+          </w:p>
+          <w:p>
+            <w:pPr>
+              <w:cnfStyle w:val="100000000000" w:firstRow="1" w:lastRow="0" w:firstColumn="0" w:lastColumn="0" w:oddVBand="0" w:evenVBand="0" w:oddHBand="0" w:evenHBand="0" w:firstRowFirstColumn="0" w:firstRowLastColumn="0" w:lastRowFirstColumn="0" w:lastRowLastColumn="0"/>
+            </w:pPr>
+          </w:p>
+        </w:tc>
+      </w:tr>
+      <w:tr>
+        <w:tc>
+          <w:tcPr>
+            <w:cnfStyle w:val="001000000000" w:firstRow="0" w:lastRow="0" w:firstColumn="1" w:lastColumn="0" w:oddVBand="0" w:evenVBand="0" w:oddHBand="0" w:evenHBand="0" w:firstRowFirstColumn="0" w:firstRowLastColumn="0" w:lastRowFirstColumn="0" w:lastRowLastColumn="0"/>
+            <w:tcW w:w="4495" w:type="dxa"/>
+          </w:tcPr>
+          <w:p>
+            <w:r>
+              <w:t>packt book code examples</w:t>
+            </w:r>
+          </w:p>
+        </w:tc>
+        <w:tc>
+          <w:tcPr>
+            <w:tcW w:w="18535" w:type="dxa"/>
+          </w:tcPr>
+          <w:p>
+            <w:pPr>
+              <w:cnfStyle w:val="000000000000" w:firstRow="0" w:lastRow="0" w:firstColumn="0" w:lastColumn="0" w:oddVBand="0" w:evenVBand="0" w:oddHBand="0" w:evenHBand="0" w:firstRowFirstColumn="0" w:firstRowLastColumn="0" w:lastRowFirstColumn="0" w:lastRowLastColumn="0"/>
+            </w:pPr>
+            <w:hyperlink r:id="rId7" w:history="1">
               <w:r>
                 <w:rPr>
                   <w:rStyle w:val="Hyperlink"/>
@@ -74,7 +110,7 @@
             <w:pPr>
               <w:cnfStyle w:val="000000000000" w:firstRow="0" w:lastRow="0" w:firstColumn="0" w:lastColumn="0" w:oddVBand="0" w:evenVBand="0" w:oddHBand="0" w:evenHBand="0" w:firstRowFirstColumn="0" w:firstRowLastColumn="0" w:lastRowFirstColumn="0" w:lastRowLastColumn="0"/>
             </w:pPr>
-            <w:hyperlink r:id="rId7" w:history="1">
+            <w:hyperlink r:id="rId8" w:history="1">
               <w:r>
                 <w:rPr>
                   <w:rStyle w:val="Hyperlink"/>
@@ -90,7 +126,7 @@
                 <w:rStyle w:val="Hyperlink"/>
               </w:rPr>
             </w:pPr>
-            <w:hyperlink r:id="rId8" w:history="1">
+            <w:hyperlink r:id="rId9" w:history="1">
               <w:r>
                 <w:rPr>
                   <w:rStyle w:val="Hyperlink"/>
@@ -103,7 +139,7 @@
             <w:pPr>
               <w:cnfStyle w:val="000000000000" w:firstRow="0" w:lastRow="0" w:firstColumn="0" w:lastColumn="0" w:oddVBand="0" w:evenVBand="0" w:oddHBand="0" w:evenHBand="0" w:firstRowFirstColumn="0" w:firstRowLastColumn="0" w:lastRowFirstColumn="0" w:lastRowLastColumn="0"/>
             </w:pPr>
-            <w:hyperlink r:id="rId9" w:history="1">
+            <w:hyperlink r:id="rId10" w:history="1">
               <w:r>
                 <w:rPr>
                   <w:rStyle w:val="Hyperlink"/>
@@ -139,7 +175,7 @@
             <w:pPr>
               <w:cnfStyle w:val="000000000000" w:firstRow="0" w:lastRow="0" w:firstColumn="0" w:lastColumn="0" w:oddVBand="0" w:evenVBand="0" w:oddHBand="0" w:evenHBand="0" w:firstRowFirstColumn="0" w:firstRowLastColumn="0" w:lastRowFirstColumn="0" w:lastRowLastColumn="0"/>
             </w:pPr>
-            <w:hyperlink r:id="rId10" w:history="1">
+            <w:hyperlink r:id="rId11" w:history="1">
               <w:r>
                 <w:rPr>
                   <w:rStyle w:val="Hyperlink"/>
@@ -170,7 +206,7 @@
             <w:pPr>
               <w:cnfStyle w:val="000000000000" w:firstRow="0" w:lastRow="0" w:firstColumn="0" w:lastColumn="0" w:oddVBand="0" w:evenVBand="0" w:oddHBand="0" w:evenHBand="0" w:firstRowFirstColumn="0" w:firstRowLastColumn="0" w:lastRowFirstColumn="0" w:lastRowLastColumn="0"/>
             </w:pPr>
-            <w:hyperlink r:id="rId11" w:anchor="features.external-config.files" w:history="1">
+            <w:hyperlink r:id="rId12" w:anchor="features.external-config.files" w:history="1">
               <w:r>
                 <w:rPr>
                   <w:rStyle w:val="Hyperlink"/>
@@ -446,7 +482,7 @@
                 <w:szCs w:val="31"/>
                 <w:shd w:val="clear" w:color="auto" w:fill="FDFBF7"/>
               </w:rPr>
-              <w:t xml:space="preserve"> and </w:t>
+              <w:t xml:space="preserve"> and Jakarta EE 7 </w:t>
             </w:r>
             <w:r>
               <w:rPr>
@@ -456,7 +492,7 @@
                 <w:szCs w:val="31"/>
                 <w:shd w:val="clear" w:color="auto" w:fill="FDFBF7"/>
               </w:rPr>
-              <w:t>Jakarta EE 7 </w:t>
+              <w:t xml:space="preserve"> is the minimum requirement </w:t>
             </w:r>
             <w:r>
               <w:rPr>
@@ -466,9 +502,12 @@
                 <w:szCs w:val="31"/>
                 <w:shd w:val="clear" w:color="auto" w:fill="FDFBF7"/>
               </w:rPr>
-              <w:t xml:space="preserve"> is the minimum requirement </w:t>
-            </w:r>
-            <w:r>
+              <w:t>to work on the Spring Framework 5.0,</w:t>
+            </w:r>
+          </w:p>
+          <w:p>
+            <w:pPr>
+              <w:pStyle w:val="green"/>
               <w:rPr>
                 <w:rFonts w:ascii="Guardian Sans Text" w:hAnsi="Guardian Sans Text"/>
                 <w:color w:val="3D3B49"/>
@@ -476,12 +515,8 @@
                 <w:szCs w:val="31"/>
                 <w:shd w:val="clear" w:color="auto" w:fill="FDFBF7"/>
               </w:rPr>
-              <w:t>to work on the Spring Framework 5.0,</w:t>
-            </w:r>
-          </w:p>
-          <w:p>
-            <w:pPr>
-              <w:pStyle w:val="green"/>
+            </w:pPr>
+            <w:r>
               <w:rPr>
                 <w:rFonts w:ascii="Guardian Sans Text" w:hAnsi="Guardian Sans Text"/>
                 <w:color w:val="3D3B49"/>
@@ -489,6 +524,12 @@
                 <w:szCs w:val="31"/>
                 <w:shd w:val="clear" w:color="auto" w:fill="FDFBF7"/>
               </w:rPr>
+              <w:t>It requires Servlet 3.1, Bean Validation 1.1, JPA 2.1, and JMS 2.0.</w:t>
+            </w:r>
+          </w:p>
+          <w:p>
+            <w:pPr>
+              <w:pStyle w:val="green"/>
             </w:pPr>
             <w:r>
               <w:rPr>
@@ -498,26 +539,95 @@
                 <w:szCs w:val="31"/>
                 <w:shd w:val="clear" w:color="auto" w:fill="FDFBF7"/>
               </w:rPr>
-              <w:t>It requires Servlet 3.1, Bean Validation 1.1, JPA 2.1, and JMS 2.0.</w:t>
+              <w:t xml:space="preserve">in this they introduced reactive </w:t>
+            </w:r>
+          </w:p>
+        </w:tc>
+      </w:tr>
+    </w:tbl>
+    <w:p>
+      <w:pPr>
+        <w:pStyle w:val="h1-gr"/>
+      </w:pPr>
+      <w:r>
+        <w:t>Info</w:t>
+      </w:r>
+    </w:p>
+    <w:p/>
+    <w:p/>
+    <w:p/>
+    <w:p/>
+    <w:p/>
+    <w:p/>
+    <w:tbl>
+      <w:tblPr>
+        <w:tblStyle w:val="TableGrid"/>
+        <w:tblW w:w="0" w:type="auto"/>
+        <w:tblLook w:val="04A0" w:firstRow="1" w:lastRow="0" w:firstColumn="1" w:lastColumn="0" w:noHBand="0" w:noVBand="1"/>
+      </w:tblPr>
+      <w:tblGrid>
+        <w:gridCol w:w="11515"/>
+        <w:gridCol w:w="11515"/>
+      </w:tblGrid>
+      <w:tr>
+        <w:tc>
+          <w:tcPr>
+            <w:tcW w:w="11515" w:type="dxa"/>
+          </w:tcPr>
+          <w:p>
+            <w:r>
+              <w:t>Spring Boot uses:</w:t>
+            </w:r>
+          </w:p>
+          <w:p>
+            <w:r>
+              <w:t>slf4j is just an interface, actual implementation is given by logback, log4j</w:t>
+            </w:r>
+            <w:r>
+              <w:br/>
+              <w:t>Logback by default</w:t>
+            </w:r>
+          </w:p>
+          <w:p>
+            <w:r>
+              <w:rPr>
+                <w:rFonts w:ascii="Segoe UI Symbol" w:hAnsi="Segoe UI Symbol" w:cs="Segoe UI Symbol"/>
+              </w:rPr>
+              <w:t>👉</w:t>
+            </w:r>
+            <w:r>
+              <w:t xml:space="preserve"> So logs go to:</w:t>
             </w:r>
           </w:p>
           <w:p>
             <w:pPr>
-              <w:pStyle w:val="green"/>
+              <w:numPr>
+                <w:ilvl w:val="0"/>
+                <w:numId w:val="16"/>
+              </w:numPr>
             </w:pPr>
             <w:r>
-              <w:rPr>
-                <w:rFonts w:ascii="Guardian Sans Text" w:hAnsi="Guardian Sans Text"/>
-                <w:color w:val="3D3B49"/>
-                <w:sz w:val="31"/>
-                <w:szCs w:val="31"/>
-                <w:shd w:val="clear" w:color="auto" w:fill="FDFBF7"/>
-              </w:rPr>
-              <w:t xml:space="preserve">in this they introduced reactive </w:t>
-            </w:r>
-            <w:bookmarkStart w:id="0" w:name="_GoBack"/>
-            <w:bookmarkEnd w:id="0"/>
+              <w:t xml:space="preserve">Console (default) </w:t>
+            </w:r>
           </w:p>
+          <w:p>
+            <w:pPr>
+              <w:numPr>
+                <w:ilvl w:val="0"/>
+                <w:numId w:val="16"/>
+              </w:numPr>
+            </w:pPr>
+            <w:r>
+              <w:t>File (if configured)</w:t>
+            </w:r>
+          </w:p>
+          <w:p/>
+        </w:tc>
+        <w:tc>
+          <w:tcPr>
+            <w:tcW w:w="11515" w:type="dxa"/>
+          </w:tcPr>
+          <w:p/>
         </w:tc>
       </w:tr>
     </w:tbl>
@@ -655,9 +765,8 @@
             <w:r>
               <w:rPr>
                 <w:noProof/>
-                <w:lang w:eastAsia="en-IN" w:bidi="te-IN"/>
-              </w:rPr>
-              <w:lastRenderedPageBreak/>
+                <w:lang w:val="en-IN" w:eastAsia="en-IN"/>
+              </w:rPr>
               <w:drawing>
                 <wp:inline distT="0" distB="0" distL="0" distR="0" wp14:anchorId="10BDDDB4" wp14:editId="218C4D55">
                   <wp:extent cx="1828800" cy="1438275"/>
@@ -674,7 +783,7 @@
                           <pic:cNvPicPr/>
                         </pic:nvPicPr>
                         <pic:blipFill>
-                          <a:blip r:embed="rId12"/>
+                          <a:blip r:embed="rId13"/>
                           <a:stretch>
                             <a:fillRect/>
                           </a:stretch>
@@ -1112,6 +1221,772 @@
           </w:p>
         </w:tc>
       </w:tr>
+      <w:tr>
+        <w:tc>
+          <w:tcPr>
+            <w:cnfStyle w:val="001000000000" w:firstRow="0" w:lastRow="0" w:firstColumn="1" w:lastColumn="0" w:oddVBand="0" w:evenVBand="0" w:oddHBand="0" w:evenHBand="0" w:firstRowFirstColumn="0" w:firstRowLastColumn="0" w:lastRowFirstColumn="0" w:lastRowLastColumn="0"/>
+            <w:tcW w:w="3595" w:type="dxa"/>
+          </w:tcPr>
+          <w:p>
+            <w:pPr>
+              <w:pStyle w:val="green"/>
+              <w:rPr>
+                <w:noProof/>
+                <w:lang w:val="en-IN" w:eastAsia="en-IN"/>
+              </w:rPr>
+            </w:pPr>
+            <w:r>
+              <w:rPr>
+                <w:noProof/>
+                <w:lang w:val="en-IN" w:eastAsia="en-IN"/>
+              </w:rPr>
+              <w:t xml:space="preserve">autowiring </w:t>
+            </w:r>
+            <w:r>
+              <w:rPr>
+                <w:noProof/>
+                <w:lang w:val="en-IN" w:eastAsia="en-IN"/>
+              </w:rPr>
+              <w:t xml:space="preserve"> without @Autowired anno</w:t>
+            </w:r>
+          </w:p>
+        </w:tc>
+        <w:tc>
+          <w:tcPr>
+            <w:tcW w:w="18715" w:type="dxa"/>
+          </w:tcPr>
+          <w:p>
+            <w:pPr>
+              <w:shd w:val="clear" w:color="auto" w:fill="FFFFFF"/>
+              <w:tabs>
+                <w:tab w:val="left" w:pos="916"/>
+                <w:tab w:val="left" w:pos="1832"/>
+                <w:tab w:val="left" w:pos="2748"/>
+                <w:tab w:val="left" w:pos="3664"/>
+                <w:tab w:val="left" w:pos="4580"/>
+                <w:tab w:val="left" w:pos="5496"/>
+                <w:tab w:val="left" w:pos="6412"/>
+                <w:tab w:val="left" w:pos="7328"/>
+                <w:tab w:val="left" w:pos="8244"/>
+                <w:tab w:val="left" w:pos="9160"/>
+                <w:tab w:val="left" w:pos="10076"/>
+                <w:tab w:val="left" w:pos="10992"/>
+                <w:tab w:val="left" w:pos="11908"/>
+                <w:tab w:val="left" w:pos="12824"/>
+                <w:tab w:val="left" w:pos="13740"/>
+                <w:tab w:val="left" w:pos="14656"/>
+              </w:tabs>
+              <w:cnfStyle w:val="000000000000" w:firstRow="0" w:lastRow="0" w:firstColumn="0" w:lastColumn="0" w:oddVBand="0" w:evenVBand="0" w:oddHBand="0" w:evenHBand="0" w:firstRowFirstColumn="0" w:firstRowLastColumn="0" w:lastRowFirstColumn="0" w:lastRowLastColumn="0"/>
+              <w:rPr>
+                <w:rFonts w:ascii="Comic Sans MS" w:eastAsia="Times New Roman" w:hAnsi="Comic Sans MS" w:cs="Courier New"/>
+                <w:color w:val="79074C"/>
+                <w:sz w:val="24"/>
+                <w:szCs w:val="24"/>
+                <w:lang w:eastAsia="en-IN" w:bidi="te-IN"/>
+              </w:rPr>
+            </w:pPr>
+            <w:r>
+              <w:rPr>
+                <w:rFonts w:ascii="Comic Sans MS" w:eastAsia="Times New Roman" w:hAnsi="Comic Sans MS" w:cs="Courier New"/>
+                <w:color w:val="79074C"/>
+                <w:sz w:val="24"/>
+                <w:szCs w:val="24"/>
+                <w:lang w:eastAsia="en-IN" w:bidi="te-IN"/>
+              </w:rPr>
+              <w:t>u can autowire all dependencies without using @Autowired anno</w:t>
+            </w:r>
+            <w:r>
+              <w:rPr>
+                <w:rFonts w:ascii="Comic Sans MS" w:eastAsia="Times New Roman" w:hAnsi="Comic Sans MS" w:cs="Courier New"/>
+                <w:color w:val="79074C"/>
+                <w:sz w:val="24"/>
+                <w:szCs w:val="24"/>
+                <w:lang w:eastAsia="en-IN" w:bidi="te-IN"/>
+              </w:rPr>
+              <w:t>, just create a</w:t>
+            </w:r>
+            <w:r>
+              <w:rPr>
+                <w:rFonts w:ascii="Comic Sans MS" w:eastAsia="Times New Roman" w:hAnsi="Comic Sans MS" w:cs="Courier New"/>
+                <w:color w:val="79074C"/>
+                <w:sz w:val="24"/>
+                <w:szCs w:val="24"/>
+                <w:lang w:eastAsia="en-IN" w:bidi="te-IN"/>
+              </w:rPr>
+              <w:t>n</w:t>
+            </w:r>
+            <w:bookmarkStart w:id="0" w:name="_GoBack"/>
+            <w:bookmarkEnd w:id="0"/>
+            <w:r>
+              <w:rPr>
+                <w:rFonts w:ascii="Comic Sans MS" w:eastAsia="Times New Roman" w:hAnsi="Comic Sans MS" w:cs="Courier New"/>
+                <w:color w:val="79074C"/>
+                <w:sz w:val="24"/>
+                <w:szCs w:val="24"/>
+                <w:lang w:eastAsia="en-IN" w:bidi="te-IN"/>
+              </w:rPr>
+              <w:t xml:space="preserve"> all args cons or required Args constructor</w:t>
+            </w:r>
+            <w:r>
+              <w:rPr>
+                <w:rFonts w:ascii="Comic Sans MS" w:eastAsia="Times New Roman" w:hAnsi="Comic Sans MS" w:cs="Courier New"/>
+                <w:color w:val="79074C"/>
+                <w:sz w:val="24"/>
+                <w:szCs w:val="24"/>
+                <w:lang w:eastAsia="en-IN" w:bidi="te-IN"/>
+              </w:rPr>
+              <w:t xml:space="preserve"> alone</w:t>
+            </w:r>
+            <w:r>
+              <w:rPr>
+                <w:rFonts w:ascii="Comic Sans MS" w:eastAsia="Times New Roman" w:hAnsi="Comic Sans MS" w:cs="Courier New"/>
+                <w:color w:val="79074C"/>
+                <w:sz w:val="24"/>
+                <w:szCs w:val="24"/>
+                <w:lang w:eastAsia="en-IN" w:bidi="te-IN"/>
+              </w:rPr>
+              <w:t xml:space="preserve"> </w:t>
+            </w:r>
+            <w:r>
+              <w:rPr>
+                <w:rFonts w:ascii="Comic Sans MS" w:eastAsia="Times New Roman" w:hAnsi="Comic Sans MS" w:cs="Courier New"/>
+                <w:color w:val="79074C"/>
+                <w:sz w:val="24"/>
+                <w:szCs w:val="24"/>
+                <w:lang w:eastAsia="en-IN" w:bidi="te-IN"/>
+              </w:rPr>
+              <w:t>, then spring must call that constructor only by passing all those required objects</w:t>
+            </w:r>
+          </w:p>
+          <w:p>
+            <w:pPr>
+              <w:shd w:val="clear" w:color="auto" w:fill="FFFFFF"/>
+              <w:tabs>
+                <w:tab w:val="left" w:pos="916"/>
+                <w:tab w:val="left" w:pos="1832"/>
+                <w:tab w:val="left" w:pos="2748"/>
+                <w:tab w:val="left" w:pos="3664"/>
+                <w:tab w:val="left" w:pos="4580"/>
+                <w:tab w:val="left" w:pos="5496"/>
+                <w:tab w:val="left" w:pos="6412"/>
+                <w:tab w:val="left" w:pos="7328"/>
+                <w:tab w:val="left" w:pos="8244"/>
+                <w:tab w:val="left" w:pos="9160"/>
+                <w:tab w:val="left" w:pos="10076"/>
+                <w:tab w:val="left" w:pos="10992"/>
+                <w:tab w:val="left" w:pos="11908"/>
+                <w:tab w:val="left" w:pos="12824"/>
+                <w:tab w:val="left" w:pos="13740"/>
+                <w:tab w:val="left" w:pos="14656"/>
+              </w:tabs>
+              <w:cnfStyle w:val="000000000000" w:firstRow="0" w:lastRow="0" w:firstColumn="0" w:lastColumn="0" w:oddVBand="0" w:evenVBand="0" w:oddHBand="0" w:evenHBand="0" w:firstRowFirstColumn="0" w:firstRowLastColumn="0" w:lastRowFirstColumn="0" w:lastRowLastColumn="0"/>
+              <w:rPr>
+                <w:rFonts w:ascii="Courier New" w:eastAsia="Times New Roman" w:hAnsi="Courier New" w:cs="Courier New"/>
+                <w:color w:val="4D4D4A"/>
+                <w:sz w:val="24"/>
+                <w:szCs w:val="24"/>
+                <w:lang w:eastAsia="en-IN"/>
+              </w:rPr>
+            </w:pPr>
+            <w:r>
+              <w:rPr>
+                <w:rFonts w:ascii="Courier New" w:eastAsia="Times New Roman" w:hAnsi="Courier New" w:cs="Courier New"/>
+                <w:color w:val="1136B9"/>
+                <w:sz w:val="24"/>
+                <w:szCs w:val="24"/>
+                <w:lang w:eastAsia="en-IN"/>
+              </w:rPr>
+              <w:t>@AllArgsConstructor</w:t>
+            </w:r>
+            <w:r>
+              <w:rPr>
+                <w:rFonts w:ascii="Courier New" w:eastAsia="Times New Roman" w:hAnsi="Courier New" w:cs="Courier New"/>
+                <w:color w:val="1136B9"/>
+                <w:sz w:val="24"/>
+                <w:szCs w:val="24"/>
+                <w:lang w:eastAsia="en-IN"/>
+              </w:rPr>
+              <w:br/>
+              <w:t>@RestController</w:t>
+            </w:r>
+            <w:r>
+              <w:rPr>
+                <w:rFonts w:ascii="Courier New" w:eastAsia="Times New Roman" w:hAnsi="Courier New" w:cs="Courier New"/>
+                <w:color w:val="1136B9"/>
+                <w:sz w:val="24"/>
+                <w:szCs w:val="24"/>
+                <w:lang w:eastAsia="en-IN"/>
+              </w:rPr>
+              <w:br/>
+              <w:t>@RequestMapping</w:t>
+            </w:r>
+            <w:r>
+              <w:rPr>
+                <w:rFonts w:ascii="Courier New" w:eastAsia="Times New Roman" w:hAnsi="Courier New" w:cs="Courier New"/>
+                <w:color w:val="4D4D4A"/>
+                <w:sz w:val="24"/>
+                <w:szCs w:val="24"/>
+                <w:lang w:eastAsia="en-IN"/>
+              </w:rPr>
+              <w:t>(</w:t>
+            </w:r>
+            <w:r>
+              <w:rPr>
+                <w:rFonts w:ascii="Courier New" w:eastAsia="Times New Roman" w:hAnsi="Courier New" w:cs="Courier New"/>
+                <w:color w:val="0F92E3"/>
+                <w:sz w:val="24"/>
+                <w:szCs w:val="24"/>
+                <w:lang w:eastAsia="en-IN"/>
+              </w:rPr>
+              <w:t>"/api/v1"</w:t>
+            </w:r>
+            <w:r>
+              <w:rPr>
+                <w:rFonts w:ascii="Courier New" w:eastAsia="Times New Roman" w:hAnsi="Courier New" w:cs="Courier New"/>
+                <w:color w:val="4D4D4A"/>
+                <w:sz w:val="24"/>
+                <w:szCs w:val="24"/>
+                <w:lang w:eastAsia="en-IN"/>
+              </w:rPr>
+              <w:t>)</w:t>
+            </w:r>
+            <w:r>
+              <w:rPr>
+                <w:rFonts w:ascii="Courier New" w:eastAsia="Times New Roman" w:hAnsi="Courier New" w:cs="Courier New"/>
+                <w:color w:val="4D4D4A"/>
+                <w:sz w:val="24"/>
+                <w:szCs w:val="24"/>
+                <w:lang w:eastAsia="en-IN"/>
+              </w:rPr>
+              <w:br/>
+            </w:r>
+            <w:r>
+              <w:rPr>
+                <w:rFonts w:ascii="Courier New" w:eastAsia="Times New Roman" w:hAnsi="Courier New" w:cs="Courier New"/>
+                <w:color w:val="1136B9"/>
+                <w:sz w:val="24"/>
+                <w:szCs w:val="24"/>
+                <w:lang w:eastAsia="en-IN"/>
+              </w:rPr>
+              <w:t>@Slf4j</w:t>
+            </w:r>
+            <w:r>
+              <w:rPr>
+                <w:rFonts w:ascii="Courier New" w:eastAsia="Times New Roman" w:hAnsi="Courier New" w:cs="Courier New"/>
+                <w:color w:val="1136B9"/>
+                <w:sz w:val="24"/>
+                <w:szCs w:val="24"/>
+                <w:lang w:eastAsia="en-IN"/>
+              </w:rPr>
+              <w:br/>
+            </w:r>
+            <w:r>
+              <w:rPr>
+                <w:rFonts w:ascii="Courier New" w:eastAsia="Times New Roman" w:hAnsi="Courier New" w:cs="Courier New"/>
+                <w:color w:val="13A78C"/>
+                <w:sz w:val="24"/>
+                <w:szCs w:val="24"/>
+                <w:lang w:eastAsia="en-IN"/>
+              </w:rPr>
+              <w:t xml:space="preserve">public class </w:t>
+            </w:r>
+            <w:r>
+              <w:rPr>
+                <w:rFonts w:ascii="Courier New" w:eastAsia="Times New Roman" w:hAnsi="Courier New" w:cs="Courier New"/>
+                <w:color w:val="79074C"/>
+                <w:sz w:val="24"/>
+                <w:szCs w:val="24"/>
+                <w:lang w:eastAsia="en-IN"/>
+              </w:rPr>
+              <w:t xml:space="preserve">BeerController </w:t>
+            </w:r>
+            <w:r>
+              <w:rPr>
+                <w:rFonts w:ascii="Courier New" w:eastAsia="Times New Roman" w:hAnsi="Courier New" w:cs="Courier New"/>
+                <w:color w:val="4D4D4A"/>
+                <w:sz w:val="24"/>
+                <w:szCs w:val="24"/>
+                <w:lang w:eastAsia="en-IN"/>
+              </w:rPr>
+              <w:t>{</w:t>
+            </w:r>
+            <w:r>
+              <w:rPr>
+                <w:rFonts w:ascii="Courier New" w:eastAsia="Times New Roman" w:hAnsi="Courier New" w:cs="Courier New"/>
+                <w:color w:val="4D4D4A"/>
+                <w:sz w:val="24"/>
+                <w:szCs w:val="24"/>
+                <w:lang w:eastAsia="en-IN"/>
+              </w:rPr>
+              <w:br/>
+              <w:t xml:space="preserve">    </w:t>
+            </w:r>
+            <w:r>
+              <w:rPr>
+                <w:rFonts w:ascii="Courier New" w:eastAsia="Times New Roman" w:hAnsi="Courier New" w:cs="Courier New"/>
+                <w:i/>
+                <w:iCs/>
+                <w:color w:val="1136B9"/>
+                <w:sz w:val="24"/>
+                <w:szCs w:val="24"/>
+                <w:lang w:eastAsia="en-IN"/>
+              </w:rPr>
+              <w:t xml:space="preserve">BeerService </w:t>
+            </w:r>
+            <w:r>
+              <w:rPr>
+                <w:rFonts w:ascii="Courier New" w:eastAsia="Times New Roman" w:hAnsi="Courier New" w:cs="Courier New"/>
+                <w:b/>
+                <w:bCs/>
+                <w:color w:val="4D4D4A"/>
+                <w:sz w:val="24"/>
+                <w:szCs w:val="24"/>
+                <w:lang w:eastAsia="en-IN"/>
+              </w:rPr>
+              <w:t>beerService</w:t>
+            </w:r>
+            <w:r>
+              <w:rPr>
+                <w:rFonts w:ascii="Courier New" w:eastAsia="Times New Roman" w:hAnsi="Courier New" w:cs="Courier New"/>
+                <w:color w:val="4D4D4A"/>
+                <w:sz w:val="24"/>
+                <w:szCs w:val="24"/>
+                <w:lang w:eastAsia="en-IN"/>
+              </w:rPr>
+              <w:t>;</w:t>
+            </w:r>
+            <w:r>
+              <w:rPr>
+                <w:rFonts w:ascii="Courier New" w:eastAsia="Times New Roman" w:hAnsi="Courier New" w:cs="Courier New"/>
+                <w:color w:val="4D4D4A"/>
+                <w:sz w:val="24"/>
+                <w:szCs w:val="24"/>
+                <w:lang w:eastAsia="en-IN"/>
+              </w:rPr>
+              <w:br/>
+            </w:r>
+            <w:r>
+              <w:rPr>
+                <w:rFonts w:ascii="Courier New" w:eastAsia="Times New Roman" w:hAnsi="Courier New" w:cs="Courier New"/>
+                <w:color w:val="4D4D4A"/>
+                <w:sz w:val="24"/>
+                <w:szCs w:val="24"/>
+                <w:lang w:eastAsia="en-IN"/>
+              </w:rPr>
+              <w:br/>
+              <w:t xml:space="preserve">    </w:t>
+            </w:r>
+            <w:r>
+              <w:rPr>
+                <w:rFonts w:ascii="Courier New" w:eastAsia="Times New Roman" w:hAnsi="Courier New" w:cs="Courier New"/>
+                <w:color w:val="1136B9"/>
+                <w:sz w:val="24"/>
+                <w:szCs w:val="24"/>
+                <w:lang w:eastAsia="en-IN"/>
+              </w:rPr>
+              <w:t>@GetMapping</w:t>
+            </w:r>
+            <w:r>
+              <w:rPr>
+                <w:rFonts w:ascii="Courier New" w:eastAsia="Times New Roman" w:hAnsi="Courier New" w:cs="Courier New"/>
+                <w:color w:val="4D4D4A"/>
+                <w:sz w:val="24"/>
+                <w:szCs w:val="24"/>
+                <w:lang w:eastAsia="en-IN"/>
+              </w:rPr>
+              <w:t>(</w:t>
+            </w:r>
+            <w:r>
+              <w:rPr>
+                <w:rFonts w:ascii="Courier New" w:eastAsia="Times New Roman" w:hAnsi="Courier New" w:cs="Courier New"/>
+                <w:color w:val="0F92E3"/>
+                <w:sz w:val="24"/>
+                <w:szCs w:val="24"/>
+                <w:lang w:eastAsia="en-IN"/>
+              </w:rPr>
+              <w:t>"/beer/{id}"</w:t>
+            </w:r>
+            <w:r>
+              <w:rPr>
+                <w:rFonts w:ascii="Courier New" w:eastAsia="Times New Roman" w:hAnsi="Courier New" w:cs="Courier New"/>
+                <w:color w:val="4D4D4A"/>
+                <w:sz w:val="24"/>
+                <w:szCs w:val="24"/>
+                <w:lang w:eastAsia="en-IN"/>
+              </w:rPr>
+              <w:t>)</w:t>
+            </w:r>
+            <w:r>
+              <w:rPr>
+                <w:rFonts w:ascii="Courier New" w:eastAsia="Times New Roman" w:hAnsi="Courier New" w:cs="Courier New"/>
+                <w:color w:val="4D4D4A"/>
+                <w:sz w:val="24"/>
+                <w:szCs w:val="24"/>
+                <w:lang w:eastAsia="en-IN"/>
+              </w:rPr>
+              <w:br/>
+              <w:t xml:space="preserve">    </w:t>
+            </w:r>
+            <w:r>
+              <w:rPr>
+                <w:rFonts w:ascii="Courier New" w:eastAsia="Times New Roman" w:hAnsi="Courier New" w:cs="Courier New"/>
+                <w:color w:val="13A78C"/>
+                <w:sz w:val="24"/>
+                <w:szCs w:val="24"/>
+                <w:lang w:eastAsia="en-IN"/>
+              </w:rPr>
+              <w:t xml:space="preserve">public </w:t>
+            </w:r>
+            <w:r>
+              <w:rPr>
+                <w:rFonts w:ascii="Courier New" w:eastAsia="Times New Roman" w:hAnsi="Courier New" w:cs="Courier New"/>
+                <w:color w:val="79074C"/>
+                <w:sz w:val="24"/>
+                <w:szCs w:val="24"/>
+                <w:lang w:eastAsia="en-IN"/>
+              </w:rPr>
+              <w:t xml:space="preserve">Beer </w:t>
+            </w:r>
+            <w:r>
+              <w:rPr>
+                <w:rFonts w:ascii="Courier New" w:eastAsia="Times New Roman" w:hAnsi="Courier New" w:cs="Courier New"/>
+                <w:color w:val="7748B7"/>
+                <w:sz w:val="24"/>
+                <w:szCs w:val="24"/>
+                <w:lang w:eastAsia="en-IN"/>
+              </w:rPr>
+              <w:t>getBeerById</w:t>
+            </w:r>
+            <w:r>
+              <w:rPr>
+                <w:rFonts w:ascii="Courier New" w:eastAsia="Times New Roman" w:hAnsi="Courier New" w:cs="Courier New"/>
+                <w:color w:val="4D4D4A"/>
+                <w:sz w:val="24"/>
+                <w:szCs w:val="24"/>
+                <w:lang w:eastAsia="en-IN"/>
+              </w:rPr>
+              <w:t>(</w:t>
+            </w:r>
+            <w:r>
+              <w:rPr>
+                <w:rFonts w:ascii="Courier New" w:eastAsia="Times New Roman" w:hAnsi="Courier New" w:cs="Courier New"/>
+                <w:color w:val="1136B9"/>
+                <w:sz w:val="24"/>
+                <w:szCs w:val="24"/>
+                <w:lang w:eastAsia="en-IN"/>
+              </w:rPr>
+              <w:t>@PathVariable</w:t>
+            </w:r>
+            <w:r>
+              <w:rPr>
+                <w:rFonts w:ascii="Courier New" w:eastAsia="Times New Roman" w:hAnsi="Courier New" w:cs="Courier New"/>
+                <w:color w:val="4D4D4A"/>
+                <w:sz w:val="24"/>
+                <w:szCs w:val="24"/>
+                <w:lang w:eastAsia="en-IN"/>
+              </w:rPr>
+              <w:t>(</w:t>
+            </w:r>
+            <w:r>
+              <w:rPr>
+                <w:rFonts w:ascii="Courier New" w:eastAsia="Times New Roman" w:hAnsi="Courier New" w:cs="Courier New"/>
+                <w:color w:val="0F92E3"/>
+                <w:sz w:val="24"/>
+                <w:szCs w:val="24"/>
+                <w:lang w:eastAsia="en-IN"/>
+              </w:rPr>
+              <w:t>"id"</w:t>
+            </w:r>
+            <w:r>
+              <w:rPr>
+                <w:rFonts w:ascii="Courier New" w:eastAsia="Times New Roman" w:hAnsi="Courier New" w:cs="Courier New"/>
+                <w:color w:val="4D4D4A"/>
+                <w:sz w:val="24"/>
+                <w:szCs w:val="24"/>
+                <w:lang w:eastAsia="en-IN"/>
+              </w:rPr>
+              <w:t xml:space="preserve">) </w:t>
+            </w:r>
+            <w:r>
+              <w:rPr>
+                <w:rFonts w:ascii="Courier New" w:eastAsia="Times New Roman" w:hAnsi="Courier New" w:cs="Courier New"/>
+                <w:color w:val="79074C"/>
+                <w:sz w:val="24"/>
+                <w:szCs w:val="24"/>
+                <w:lang w:eastAsia="en-IN"/>
+              </w:rPr>
+              <w:t xml:space="preserve">String </w:t>
+            </w:r>
+            <w:r>
+              <w:rPr>
+                <w:rFonts w:ascii="Courier New" w:eastAsia="Times New Roman" w:hAnsi="Courier New" w:cs="Courier New"/>
+                <w:i/>
+                <w:iCs/>
+                <w:color w:val="0F92E3"/>
+                <w:sz w:val="24"/>
+                <w:szCs w:val="24"/>
+                <w:lang w:eastAsia="en-IN"/>
+              </w:rPr>
+              <w:t xml:space="preserve">beerId </w:t>
+            </w:r>
+            <w:r>
+              <w:rPr>
+                <w:rFonts w:ascii="Courier New" w:eastAsia="Times New Roman" w:hAnsi="Courier New" w:cs="Courier New"/>
+                <w:color w:val="4D4D4A"/>
+                <w:sz w:val="24"/>
+                <w:szCs w:val="24"/>
+                <w:lang w:eastAsia="en-IN"/>
+              </w:rPr>
+              <w:t>){</w:t>
+            </w:r>
+            <w:r>
+              <w:rPr>
+                <w:rFonts w:ascii="Courier New" w:eastAsia="Times New Roman" w:hAnsi="Courier New" w:cs="Courier New"/>
+                <w:color w:val="4D4D4A"/>
+                <w:sz w:val="24"/>
+                <w:szCs w:val="24"/>
+                <w:lang w:eastAsia="en-IN"/>
+              </w:rPr>
+              <w:br/>
+              <w:t xml:space="preserve">      </w:t>
+            </w:r>
+            <w:r>
+              <w:rPr>
+                <w:rFonts w:ascii="Courier New" w:eastAsia="Times New Roman" w:hAnsi="Courier New" w:cs="Courier New"/>
+                <w:b/>
+                <w:bCs/>
+                <w:i/>
+                <w:iCs/>
+                <w:color w:val="005CC5"/>
+                <w:sz w:val="24"/>
+                <w:szCs w:val="24"/>
+                <w:lang w:eastAsia="en-IN"/>
+              </w:rPr>
+              <w:t>log</w:t>
+            </w:r>
+            <w:r>
+              <w:rPr>
+                <w:rFonts w:ascii="Courier New" w:eastAsia="Times New Roman" w:hAnsi="Courier New" w:cs="Courier New"/>
+                <w:color w:val="4D4D4A"/>
+                <w:sz w:val="24"/>
+                <w:szCs w:val="24"/>
+                <w:lang w:eastAsia="en-IN"/>
+              </w:rPr>
+              <w:t>.</w:t>
+            </w:r>
+            <w:r>
+              <w:rPr>
+                <w:rFonts w:ascii="Courier New" w:eastAsia="Times New Roman" w:hAnsi="Courier New" w:cs="Courier New"/>
+                <w:color w:val="1136B9"/>
+                <w:sz w:val="24"/>
+                <w:szCs w:val="24"/>
+                <w:lang w:eastAsia="en-IN"/>
+              </w:rPr>
+              <w:t>info</w:t>
+            </w:r>
+            <w:r>
+              <w:rPr>
+                <w:rFonts w:ascii="Courier New" w:eastAsia="Times New Roman" w:hAnsi="Courier New" w:cs="Courier New"/>
+                <w:color w:val="4D4D4A"/>
+                <w:sz w:val="24"/>
+                <w:szCs w:val="24"/>
+                <w:lang w:eastAsia="en-IN"/>
+              </w:rPr>
+              <w:t>(</w:t>
+            </w:r>
+            <w:r>
+              <w:rPr>
+                <w:rFonts w:ascii="Courier New" w:eastAsia="Times New Roman" w:hAnsi="Courier New" w:cs="Courier New"/>
+                <w:color w:val="0F92E3"/>
+                <w:sz w:val="24"/>
+                <w:szCs w:val="24"/>
+                <w:lang w:eastAsia="en-IN"/>
+              </w:rPr>
+              <w:t>"got beer id aas {}"</w:t>
+            </w:r>
+            <w:r>
+              <w:rPr>
+                <w:rFonts w:ascii="Courier New" w:eastAsia="Times New Roman" w:hAnsi="Courier New" w:cs="Courier New"/>
+                <w:color w:val="EE5C09"/>
+                <w:sz w:val="24"/>
+                <w:szCs w:val="24"/>
+                <w:lang w:eastAsia="en-IN"/>
+              </w:rPr>
+              <w:t>,</w:t>
+            </w:r>
+            <w:r>
+              <w:rPr>
+                <w:rFonts w:ascii="Courier New" w:eastAsia="Times New Roman" w:hAnsi="Courier New" w:cs="Courier New"/>
+                <w:i/>
+                <w:iCs/>
+                <w:color w:val="0F92E3"/>
+                <w:sz w:val="24"/>
+                <w:szCs w:val="24"/>
+                <w:lang w:eastAsia="en-IN"/>
+              </w:rPr>
+              <w:t>beerId</w:t>
+            </w:r>
+            <w:r>
+              <w:rPr>
+                <w:rFonts w:ascii="Courier New" w:eastAsia="Times New Roman" w:hAnsi="Courier New" w:cs="Courier New"/>
+                <w:color w:val="4D4D4A"/>
+                <w:sz w:val="24"/>
+                <w:szCs w:val="24"/>
+                <w:lang w:eastAsia="en-IN"/>
+              </w:rPr>
+              <w:t>);</w:t>
+            </w:r>
+            <w:r>
+              <w:rPr>
+                <w:rFonts w:ascii="Courier New" w:eastAsia="Times New Roman" w:hAnsi="Courier New" w:cs="Courier New"/>
+                <w:color w:val="4D4D4A"/>
+                <w:sz w:val="24"/>
+                <w:szCs w:val="24"/>
+                <w:lang w:eastAsia="en-IN"/>
+              </w:rPr>
+              <w:br/>
+              <w:t xml:space="preserve">      </w:t>
+            </w:r>
+            <w:r>
+              <w:rPr>
+                <w:rFonts w:ascii="Courier New" w:eastAsia="Times New Roman" w:hAnsi="Courier New" w:cs="Courier New"/>
+                <w:color w:val="13A78C"/>
+                <w:sz w:val="24"/>
+                <w:szCs w:val="24"/>
+                <w:lang w:eastAsia="en-IN"/>
+              </w:rPr>
+              <w:t xml:space="preserve">return </w:t>
+            </w:r>
+            <w:r>
+              <w:rPr>
+                <w:rFonts w:ascii="Courier New" w:eastAsia="Times New Roman" w:hAnsi="Courier New" w:cs="Courier New"/>
+                <w:b/>
+                <w:bCs/>
+                <w:color w:val="4D4D4A"/>
+                <w:sz w:val="24"/>
+                <w:szCs w:val="24"/>
+                <w:lang w:eastAsia="en-IN"/>
+              </w:rPr>
+              <w:t>beerService</w:t>
+            </w:r>
+            <w:r>
+              <w:rPr>
+                <w:rFonts w:ascii="Courier New" w:eastAsia="Times New Roman" w:hAnsi="Courier New" w:cs="Courier New"/>
+                <w:color w:val="4D4D4A"/>
+                <w:sz w:val="24"/>
+                <w:szCs w:val="24"/>
+                <w:lang w:eastAsia="en-IN"/>
+              </w:rPr>
+              <w:t>.</w:t>
+            </w:r>
+            <w:r>
+              <w:rPr>
+                <w:rFonts w:ascii="Courier New" w:eastAsia="Times New Roman" w:hAnsi="Courier New" w:cs="Courier New"/>
+                <w:color w:val="1136B9"/>
+                <w:sz w:val="24"/>
+                <w:szCs w:val="24"/>
+                <w:lang w:eastAsia="en-IN"/>
+              </w:rPr>
+              <w:t>getBeerById</w:t>
+            </w:r>
+            <w:r>
+              <w:rPr>
+                <w:rFonts w:ascii="Courier New" w:eastAsia="Times New Roman" w:hAnsi="Courier New" w:cs="Courier New"/>
+                <w:color w:val="4D4D4A"/>
+                <w:sz w:val="24"/>
+                <w:szCs w:val="24"/>
+                <w:lang w:eastAsia="en-IN"/>
+              </w:rPr>
+              <w:t>(</w:t>
+            </w:r>
+            <w:r>
+              <w:rPr>
+                <w:rFonts w:ascii="Courier New" w:eastAsia="Times New Roman" w:hAnsi="Courier New" w:cs="Courier New"/>
+                <w:i/>
+                <w:iCs/>
+                <w:color w:val="0F92E3"/>
+                <w:sz w:val="24"/>
+                <w:szCs w:val="24"/>
+                <w:lang w:eastAsia="en-IN"/>
+              </w:rPr>
+              <w:t>beerId</w:t>
+            </w:r>
+            <w:r>
+              <w:rPr>
+                <w:rFonts w:ascii="Courier New" w:eastAsia="Times New Roman" w:hAnsi="Courier New" w:cs="Courier New"/>
+                <w:color w:val="4D4D4A"/>
+                <w:sz w:val="24"/>
+                <w:szCs w:val="24"/>
+                <w:lang w:eastAsia="en-IN"/>
+              </w:rPr>
+              <w:t>);</w:t>
+            </w:r>
+            <w:r>
+              <w:rPr>
+                <w:rFonts w:ascii="Courier New" w:eastAsia="Times New Roman" w:hAnsi="Courier New" w:cs="Courier New"/>
+                <w:color w:val="4D4D4A"/>
+                <w:sz w:val="24"/>
+                <w:szCs w:val="24"/>
+                <w:lang w:eastAsia="en-IN"/>
+              </w:rPr>
+              <w:br/>
+              <w:t xml:space="preserve">    }</w:t>
+            </w:r>
+            <w:r>
+              <w:rPr>
+                <w:rFonts w:ascii="Courier New" w:eastAsia="Times New Roman" w:hAnsi="Courier New" w:cs="Courier New"/>
+                <w:color w:val="4D4D4A"/>
+                <w:sz w:val="24"/>
+                <w:szCs w:val="24"/>
+                <w:lang w:eastAsia="en-IN"/>
+              </w:rPr>
+              <w:br/>
+            </w:r>
+            <w:r>
+              <w:rPr>
+                <w:rFonts w:ascii="Courier New" w:eastAsia="Times New Roman" w:hAnsi="Courier New" w:cs="Courier New"/>
+                <w:color w:val="4D4D4A"/>
+                <w:sz w:val="24"/>
+                <w:szCs w:val="24"/>
+                <w:lang w:eastAsia="en-IN"/>
+              </w:rPr>
+              <w:br/>
+              <w:t>}</w:t>
+            </w:r>
+          </w:p>
+          <w:p>
+            <w:pPr>
+              <w:shd w:val="clear" w:color="auto" w:fill="FFFFFF"/>
+              <w:tabs>
+                <w:tab w:val="left" w:pos="916"/>
+                <w:tab w:val="left" w:pos="1832"/>
+                <w:tab w:val="left" w:pos="2748"/>
+                <w:tab w:val="left" w:pos="3664"/>
+                <w:tab w:val="left" w:pos="4580"/>
+                <w:tab w:val="left" w:pos="5496"/>
+                <w:tab w:val="left" w:pos="6412"/>
+                <w:tab w:val="left" w:pos="7328"/>
+                <w:tab w:val="left" w:pos="8244"/>
+                <w:tab w:val="left" w:pos="9160"/>
+                <w:tab w:val="left" w:pos="10076"/>
+                <w:tab w:val="left" w:pos="10992"/>
+                <w:tab w:val="left" w:pos="11908"/>
+                <w:tab w:val="left" w:pos="12824"/>
+                <w:tab w:val="left" w:pos="13740"/>
+                <w:tab w:val="left" w:pos="14656"/>
+              </w:tabs>
+              <w:cnfStyle w:val="000000000000" w:firstRow="0" w:lastRow="0" w:firstColumn="0" w:lastColumn="0" w:oddVBand="0" w:evenVBand="0" w:oddHBand="0" w:evenHBand="0" w:firstRowFirstColumn="0" w:firstRowLastColumn="0" w:lastRowFirstColumn="0" w:lastRowLastColumn="0"/>
+              <w:rPr>
+                <w:rFonts w:ascii="Comic Sans MS" w:eastAsia="Times New Roman" w:hAnsi="Comic Sans MS" w:cs="Courier New"/>
+                <w:color w:val="79074C"/>
+                <w:sz w:val="24"/>
+                <w:szCs w:val="24"/>
+                <w:lang w:eastAsia="en-IN" w:bidi="te-IN"/>
+              </w:rPr>
+            </w:pPr>
+          </w:p>
+        </w:tc>
+      </w:tr>
     </w:tbl>
     <w:p>
       <w:pPr>
@@ -1123,6 +1998,7 @@
         <w:pStyle w:val="h1-gr"/>
       </w:pPr>
       <w:r>
+        <w:lastRenderedPageBreak/>
         <w:t>Containers creation</w:t>
       </w:r>
     </w:p>
@@ -1872,7 +2748,6 @@
               <w:rPr>
                 <w:lang w:eastAsia="en-IN" w:bidi="te-IN"/>
               </w:rPr>
-              <w:lastRenderedPageBreak/>
               <w:t>ClassPathXmlApplicationContext</w:t>
             </w:r>
             <w:r>
@@ -4302,6 +5177,155 @@
         </w:tabs>
         <w:ind w:left="6480" w:hanging="360"/>
       </w:pPr>
+    </w:lvl>
+  </w:abstractNum>
+  <w:abstractNum w:abstractNumId="15">
+    <w:nsid w:val="7B01186F"/>
+    <w:multiLevelType w:val="multilevel"/>
+    <w:tmpl w:val="147ACA46"/>
+    <w:lvl w:ilvl="0">
+      <w:start w:val="1"/>
+      <w:numFmt w:val="bullet"/>
+      <w:lvlText w:val=""/>
+      <w:lvlJc w:val="left"/>
+      <w:pPr>
+        <w:tabs>
+          <w:tab w:val="num" w:pos="720"/>
+        </w:tabs>
+        <w:ind w:left="720" w:hanging="360"/>
+      </w:pPr>
+      <w:rPr>
+        <w:rFonts w:ascii="Symbol" w:hAnsi="Symbol" w:hint="default"/>
+        <w:sz w:val="20"/>
+      </w:rPr>
+    </w:lvl>
+    <w:lvl w:ilvl="1" w:tentative="1">
+      <w:start w:val="1"/>
+      <w:numFmt w:val="bullet"/>
+      <w:lvlText w:val="o"/>
+      <w:lvlJc w:val="left"/>
+      <w:pPr>
+        <w:tabs>
+          <w:tab w:val="num" w:pos="1440"/>
+        </w:tabs>
+        <w:ind w:left="1440" w:hanging="360"/>
+      </w:pPr>
+      <w:rPr>
+        <w:rFonts w:ascii="Courier New" w:hAnsi="Courier New" w:hint="default"/>
+        <w:sz w:val="20"/>
+      </w:rPr>
+    </w:lvl>
+    <w:lvl w:ilvl="2" w:tentative="1">
+      <w:start w:val="1"/>
+      <w:numFmt w:val="bullet"/>
+      <w:lvlText w:val=""/>
+      <w:lvlJc w:val="left"/>
+      <w:pPr>
+        <w:tabs>
+          <w:tab w:val="num" w:pos="2160"/>
+        </w:tabs>
+        <w:ind w:left="2160" w:hanging="360"/>
+      </w:pPr>
+      <w:rPr>
+        <w:rFonts w:ascii="Wingdings" w:hAnsi="Wingdings" w:hint="default"/>
+        <w:sz w:val="20"/>
+      </w:rPr>
+    </w:lvl>
+    <w:lvl w:ilvl="3" w:tentative="1">
+      <w:start w:val="1"/>
+      <w:numFmt w:val="bullet"/>
+      <w:lvlText w:val=""/>
+      <w:lvlJc w:val="left"/>
+      <w:pPr>
+        <w:tabs>
+          <w:tab w:val="num" w:pos="2880"/>
+        </w:tabs>
+        <w:ind w:left="2880" w:hanging="360"/>
+      </w:pPr>
+      <w:rPr>
+        <w:rFonts w:ascii="Wingdings" w:hAnsi="Wingdings" w:hint="default"/>
+        <w:sz w:val="20"/>
+      </w:rPr>
+    </w:lvl>
+    <w:lvl w:ilvl="4" w:tentative="1">
+      <w:start w:val="1"/>
+      <w:numFmt w:val="bullet"/>
+      <w:lvlText w:val=""/>
+      <w:lvlJc w:val="left"/>
+      <w:pPr>
+        <w:tabs>
+          <w:tab w:val="num" w:pos="3600"/>
+        </w:tabs>
+        <w:ind w:left="3600" w:hanging="360"/>
+      </w:pPr>
+      <w:rPr>
+        <w:rFonts w:ascii="Wingdings" w:hAnsi="Wingdings" w:hint="default"/>
+        <w:sz w:val="20"/>
+      </w:rPr>
+    </w:lvl>
+    <w:lvl w:ilvl="5" w:tentative="1">
+      <w:start w:val="1"/>
+      <w:numFmt w:val="bullet"/>
+      <w:lvlText w:val=""/>
+      <w:lvlJc w:val="left"/>
+      <w:pPr>
+        <w:tabs>
+          <w:tab w:val="num" w:pos="4320"/>
+        </w:tabs>
+        <w:ind w:left="4320" w:hanging="360"/>
+      </w:pPr>
+      <w:rPr>
+        <w:rFonts w:ascii="Wingdings" w:hAnsi="Wingdings" w:hint="default"/>
+        <w:sz w:val="20"/>
+      </w:rPr>
+    </w:lvl>
+    <w:lvl w:ilvl="6" w:tentative="1">
+      <w:start w:val="1"/>
+      <w:numFmt w:val="bullet"/>
+      <w:lvlText w:val=""/>
+      <w:lvlJc w:val="left"/>
+      <w:pPr>
+        <w:tabs>
+          <w:tab w:val="num" w:pos="5040"/>
+        </w:tabs>
+        <w:ind w:left="5040" w:hanging="360"/>
+      </w:pPr>
+      <w:rPr>
+        <w:rFonts w:ascii="Wingdings" w:hAnsi="Wingdings" w:hint="default"/>
+        <w:sz w:val="20"/>
+      </w:rPr>
+    </w:lvl>
+    <w:lvl w:ilvl="7" w:tentative="1">
+      <w:start w:val="1"/>
+      <w:numFmt w:val="bullet"/>
+      <w:lvlText w:val=""/>
+      <w:lvlJc w:val="left"/>
+      <w:pPr>
+        <w:tabs>
+          <w:tab w:val="num" w:pos="5760"/>
+        </w:tabs>
+        <w:ind w:left="5760" w:hanging="360"/>
+      </w:pPr>
+      <w:rPr>
+        <w:rFonts w:ascii="Wingdings" w:hAnsi="Wingdings" w:hint="default"/>
+        <w:sz w:val="20"/>
+      </w:rPr>
+    </w:lvl>
+    <w:lvl w:ilvl="8" w:tentative="1">
+      <w:start w:val="1"/>
+      <w:numFmt w:val="bullet"/>
+      <w:lvlText w:val=""/>
+      <w:lvlJc w:val="left"/>
+      <w:pPr>
+        <w:tabs>
+          <w:tab w:val="num" w:pos="6480"/>
+        </w:tabs>
+        <w:ind w:left="6480" w:hanging="360"/>
+      </w:pPr>
+      <w:rPr>
+        <w:rFonts w:ascii="Wingdings" w:hAnsi="Wingdings" w:hint="default"/>
+        <w:sz w:val="20"/>
+      </w:rPr>
     </w:lvl>
   </w:abstractNum>
   <w:num w:numId="1">
@@ -4348,6 +5372,9 @@
   </w:num>
   <w:num w:numId="15">
     <w:abstractNumId w:val="5"/>
+  </w:num>
+  <w:num w:numId="16">
+    <w:abstractNumId w:val="15"/>
   </w:num>
 </w:numbering>
 </file>
@@ -5745,7 +6772,7 @@
 </file>
 
 <file path=customXml/itemProps1.xml><?xml version="1.0" encoding="utf-8"?>
-<ds:datastoreItem xmlns:ds="http://schemas.openxmlformats.org/officeDocument/2006/customXml" ds:itemID="{2CFF2472-BA45-4AFC-BCC5-A80EA5848EAC}">
+<ds:datastoreItem xmlns:ds="http://schemas.openxmlformats.org/officeDocument/2006/customXml" ds:itemID="{A56FA9A9-4D9E-4046-9BC2-45EE30315CFE}">
   <ds:schemaRefs>
     <ds:schemaRef ds:uri="http://schemas.openxmlformats.org/officeDocument/2006/bibliography"/>
   </ds:schemaRefs>
